--- a/school-projects/parking-intelligent/02_Rapport_Technique.docx
+++ b/school-projects/parking-intelligent/02_Rapport_Technique.docx
@@ -4297,7 +4297,7 @@
           <w:sz w:val="22"/>
           <w:szCs w:val="22"/>
         </w:rPr>
-        <w:t xml:space="preserve">Le projet a été chargé dans le simulateur Wokwi (dossier 06_Simulation_Wokwi) : l’écran affiche « Places : 4/4 » et « BIENVENUE » au démarrage, et le rapprochement du capteur d’entrée à 2 cm fait passer l’affichage à « Places : 3/4 » avec mouvement du servomoteur. Les autres scénarios (sortie, parking complet, fermeture temporisée) n’ont pas été exécutés dans le simulateur par XLab IC ; l’étudiant doit les tester lui-même.</w:t>
+        <w:t xml:space="preserve">Le projet a été chargé dans le simulateur Wokwi (dossier 06_Simulation_Wokwi) : l’écran affiche « Places : 4/4 » et « BIENVENUE » au démarrage, et le rapprochement du capteur d’entrée à 2 cm fait passer l’affichage à « Places : 3/4 » avec mouvement du servomoteur. Les autres scénarios (sortie, parking complet, fermeture temporisée) ont été vérifiés avec un banc de test virtuel (dossier Outils/banc_test_simavr) qui exécute le programme compilé avec des capteurs, un écran et un servomoteur simulés : 12 vérifications sur 12 réussies. Ces modèles sont simplifiés (capteur idéal, sans bruit) ; l’étudiant doit tout de même refaire les essais dans Wokwi puis sur le montage réel.</w:t>
       </w:r>
     </w:p>
     <w:p>
@@ -5709,7 +5709,7 @@
           <w:sz w:val="22"/>
           <w:szCs w:val="22"/>
         </w:rPr>
-        <w:t xml:space="preserve">Le prototype répond au cahier des charges : il détecte les entrées et les sorties, tient le compte des places libres, pilote la barrière et informe l’utilisateur par l’écran, les LED et le buzzer. La conception reste simple, peu coûteuse et extensible. La simulation a permis de valider le démarrage et le scénario d’entrée avant tout montage ; les essais complets restent à réaliser par l’étudiant.</w:t>
+        <w:t xml:space="preserve">Le prototype répond au cahier des charges : il détecte les entrées et les sorties, tient le compte des places libres, pilote la barrière et informe l’utilisateur par l’écran, les LED et le buzzer. La conception reste simple, peu coûteuse et extensible. La simulation et le banc de test virtuel ont permis de valider les scénarios principaux avant tout montage ; les essais sur le matériel réel restent à réaliser par l’étudiant.</w:t>
       </w:r>
     </w:p>
     <w:p>
@@ -6754,7 +6754,7 @@
           <w:sz w:val="17"/>
           <w:szCs w:val="17"/>
         </w:rPr>
-        <w:t xml:space="preserve">  lcd.print(places == 0 ? F("   PARKING COMPLET ") : F("   BIENVENUE      "));</w:t>
+        <w:t xml:space="preserve">  lcd.print(places == 0 ? F(" PARKING COMPLET") : F("    BIENVENUE   "));  // 16 caracteres exactement</w:t>
       </w:r>
     </w:p>
     <w:p>
